--- a/DJ Conformidad Modelo SE.docx
+++ b/DJ Conformidad Modelo SE.docx
@@ -64,7 +64,6 @@
         <w:tc>
           <w:tcPr>
             <w:tcW w:w="3139" w:type="dxa"/>
-            <w:shd w:val="clear" w:color="auto" w:fill="auto"/>
             <w:tcMar>
               <w:top w:w="100" w:type="dxa"/>
               <w:left w:w="100" w:type="dxa"/>
@@ -110,7 +109,7 @@
         <w:tc>
           <w:tcPr>
             <w:tcW w:w="3139" w:type="dxa"/>
-            <w:shd w:val="clear" w:color="auto" w:fill="FFFF00"/>
+            <w:shd w:val="clear" w:color="auto" w:fill="FFFFFF" w:themeFill="background1"/>
             <w:tcMar>
               <w:top w:w="100" w:type="dxa"/>
               <w:left w:w="100" w:type="dxa"/>
@@ -189,7 +188,7 @@
         <mc:AlternateContent>
           <mc:Choice Requires="wpg">
             <w:drawing>
-              <wp:anchor distT="0" distB="0" distL="0" distR="0" simplePos="0" relativeHeight="251658240" behindDoc="0" locked="0" layoutInCell="1" hidden="0" allowOverlap="1" wp14:anchorId="52C5DB25" wp14:editId="0B74FF73">
+              <wp:anchor distT="0" distB="0" distL="0" distR="0" simplePos="0" relativeHeight="251659264" behindDoc="0" locked="0" layoutInCell="1" hidden="0" allowOverlap="1" wp14:anchorId="71E8860C" wp14:editId="006B8129">
                 <wp:simplePos x="0" y="0"/>
                 <wp:positionH relativeFrom="column">
                   <wp:posOffset>152400</wp:posOffset>
@@ -215,7 +214,7 @@
                         </a:xfrm>
                       </wpg:grpSpPr>
                       <wpg:grpSp>
-                        <wpg:cNvPr id="273610091" name="Grupo 273610091"/>
+                        <wpg:cNvPr id="150223315" name="Grupo 150223315"/>
                         <wpg:cNvGrpSpPr/>
                         <wpg:grpSpPr>
                           <a:xfrm>
@@ -226,7 +225,7 @@
                           </a:xfrm>
                         </wpg:grpSpPr>
                         <wps:wsp>
-                          <wps:cNvPr id="1090534576" name="Rectángulo 1090534576"/>
+                          <wps:cNvPr id="417203309" name="Rectángulo 417203309"/>
                           <wps:cNvSpPr/>
                           <wps:spPr>
                             <a:xfrm>
@@ -255,7 +254,7 @@
                           </wps:bodyPr>
                         </wps:wsp>
                         <wps:wsp>
-                          <wps:cNvPr id="1493741343" name="Conector recto de flecha 1493741343"/>
+                          <wps:cNvPr id="821934141" name="Conector recto de flecha 821934141"/>
                           <wps:cNvCnPr/>
                           <wps:spPr>
                             <a:xfrm>
@@ -279,7 +278,7 @@
                           <wps:bodyPr/>
                         </wps:wsp>
                         <wps:wsp>
-                          <wps:cNvPr id="434133903" name="Rectángulo 434133903"/>
+                          <wps:cNvPr id="1743597595" name="Rectángulo 1743597595"/>
                           <wps:cNvSpPr/>
                           <wps:spPr>
                             <a:xfrm>
@@ -310,7 +309,7 @@
                           </wps:bodyPr>
                         </wps:wsp>
                         <wps:wsp>
-                          <wps:cNvPr id="1650678696" name="Rectángulo 1650678696"/>
+                          <wps:cNvPr id="550343230" name="Rectángulo 550343230"/>
                           <wps:cNvSpPr/>
                           <wps:spPr>
                             <a:xfrm>
@@ -341,7 +340,7 @@
                           </wps:bodyPr>
                         </wps:wsp>
                         <wps:wsp>
-                          <wps:cNvPr id="1900358864" name="Conector recto de flecha 1900358864"/>
+                          <wps:cNvPr id="1427556972" name="Conector recto de flecha 1427556972"/>
                           <wps:cNvCnPr/>
                           <wps:spPr>
                             <a:xfrm>
@@ -365,7 +364,7 @@
                           <wps:bodyPr/>
                         </wps:wsp>
                         <wps:wsp>
-                          <wps:cNvPr id="1809624303" name="Rectángulo 1809624303"/>
+                          <wps:cNvPr id="1583710783" name="Rectángulo 1583710783"/>
                           <wps:cNvSpPr/>
                           <wps:spPr>
                             <a:xfrm>
@@ -396,7 +395,7 @@
                           </wps:bodyPr>
                         </wps:wsp>
                         <wps:wsp>
-                          <wps:cNvPr id="1957453743" name="Rectángulo 1957453743"/>
+                          <wps:cNvPr id="476706128" name="Rectángulo 476706128"/>
                           <wps:cNvSpPr/>
                           <wps:spPr>
                             <a:xfrm>
@@ -427,7 +426,7 @@
                           </wps:bodyPr>
                         </wps:wsp>
                         <wps:wsp>
-                          <wps:cNvPr id="1854297650" name="Rectángulo 1854297650"/>
+                          <wps:cNvPr id="167697925" name="Rectángulo 167697925"/>
                           <wps:cNvSpPr/>
                           <wps:spPr>
                             <a:xfrm>
@@ -458,7 +457,7 @@
                           </wps:bodyPr>
                         </wps:wsp>
                         <wps:wsp>
-                          <wps:cNvPr id="2072527628" name="Rectángulo 2072527628"/>
+                          <wps:cNvPr id="504735136" name="Rectángulo 504735136"/>
                           <wps:cNvSpPr/>
                           <wps:spPr>
                             <a:xfrm>
@@ -489,7 +488,7 @@
                           </wps:bodyPr>
                         </wps:wsp>
                         <wps:wsp>
-                          <wps:cNvPr id="1400121" name="Rectángulo 1400121"/>
+                          <wps:cNvPr id="1923459421" name="Rectángulo 1923459421"/>
                           <wps:cNvSpPr/>
                           <wps:spPr>
                             <a:xfrm>
@@ -520,7 +519,7 @@
                           </wps:bodyPr>
                         </wps:wsp>
                         <wps:wsp>
-                          <wps:cNvPr id="984788102" name="Rectángulo 984788102"/>
+                          <wps:cNvPr id="521123856" name="Rectángulo 521123856"/>
                           <wps:cNvSpPr/>
                           <wps:spPr>
                             <a:xfrm>
@@ -551,7 +550,7 @@
                           </wps:bodyPr>
                         </wps:wsp>
                         <wps:wsp>
-                          <wps:cNvPr id="406314233" name="Conector recto de flecha 406314233"/>
+                          <wps:cNvPr id="1331059992" name="Conector recto de flecha 1331059992"/>
                           <wps:cNvCnPr/>
                           <wps:spPr>
                             <a:xfrm>
@@ -575,7 +574,7 @@
                           <wps:bodyPr/>
                         </wps:wsp>
                         <wps:wsp>
-                          <wps:cNvPr id="1027709711" name="Rectángulo 1027709711"/>
+                          <wps:cNvPr id="1678000283" name="Rectángulo 1678000283"/>
                           <wps:cNvSpPr/>
                           <wps:spPr>
                             <a:xfrm>
@@ -606,7 +605,7 @@
                           </wps:bodyPr>
                         </wps:wsp>
                         <wps:wsp>
-                          <wps:cNvPr id="353655658" name="Rectángulo 353655658"/>
+                          <wps:cNvPr id="1831931851" name="Rectángulo 1831931851"/>
                           <wps:cNvSpPr/>
                           <wps:spPr>
                             <a:xfrm>
@@ -643,47 +642,142 @@
               </wp:anchor>
             </w:drawing>
           </mc:Choice>
-          <mc:Fallback xmlns:cr="http://schemas.microsoft.com/office/comments/2020/reactions" xmlns="http://schemas.microsoft.com/office/tasks/2019/documenttasks" xmlns:dgm="http://schemas.openxmlformats.org/drawingml/2006/diagram" xmlns:lc="http://schemas.openxmlformats.org/drawingml/2006/lockedCanvas" xmlns:c="http://schemas.openxmlformats.org/drawingml/2006/chart" xmlns:pic="http://schemas.openxmlformats.org/drawingml/2006/picture" xmlns:a="http://schemas.openxmlformats.org/drawingml/2006/main" xmlns:sl="http://schemas.openxmlformats.org/schemaLibrary/2006/main">
-            <w:drawing>
-              <wp:anchor allowOverlap="1" behindDoc="0" distB="0" distT="0" distL="0" distR="0" hidden="0" layoutInCell="1" locked="0" relativeHeight="0" simplePos="0">
-                <wp:simplePos x="0" y="0"/>
-                <wp:positionH relativeFrom="column">
-                  <wp:posOffset>152400</wp:posOffset>
-                </wp:positionH>
-                <wp:positionV relativeFrom="paragraph">
-                  <wp:posOffset>101600</wp:posOffset>
-                </wp:positionV>
-                <wp:extent cx="5613400" cy="20320"/>
-                <wp:effectExtent b="0" l="0" r="0" t="0"/>
-                <wp:wrapTopAndBottom distB="0" distT="0"/>
-                <wp:docPr id="1" name="image3.png"/>
-                <a:graphic>
-                  <a:graphicData uri="http://schemas.openxmlformats.org/drawingml/2006/picture">
-                    <pic:pic>
-                      <pic:nvPicPr>
-                        <pic:cNvPr id="0" name="image3.png"/>
-                        <pic:cNvPicPr preferRelativeResize="0"/>
-                      </pic:nvPicPr>
-                      <pic:blipFill>
-                        <a:blip r:embed="rId6"/>
-                        <a:srcRect/>
-                        <a:stretch>
-                          <a:fillRect/>
-                        </a:stretch>
-                      </pic:blipFill>
-                      <pic:spPr>
-                        <a:xfrm>
-                          <a:off x="0" y="0"/>
-                          <a:ext cx="5613400" cy="20320"/>
-                        </a:xfrm>
-                        <a:prstGeom prst="rect"/>
-                        <a:ln/>
-                      </pic:spPr>
-                    </pic:pic>
-                  </a:graphicData>
-                </a:graphic>
-              </wp:anchor>
-            </w:drawing>
+          <mc:Fallback>
+            <w:pict>
+              <v:group w14:anchorId="71E8860C" id="Grupo 1" o:spid="_x0000_s1026" style="position:absolute;margin-left:12pt;margin-top:8pt;width:442pt;height:1.6pt;z-index:251659264;mso-wrap-distance-left:0;mso-wrap-distance-right:0" coordorigin="25386,37669" coordsize="56134,260" o:gfxdata="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">
+                <v:group id="Grupo 150223315" o:spid="_x0000_s1027" style="position:absolute;left:25386;top:37698;width:56134;height:197" coordorigin="1701,172" coordsize="8840,31" o:gfxdata="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">
+                  <v:rect id="Rectángulo 417203309" o:spid="_x0000_s1028" style="position:absolute;left:1702;top:172;width:8825;height:25;visibility:visible;mso-wrap-style:square;v-text-anchor:middle" o:gfxdata="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" filled="f" stroked="f">
+                    <v:textbox inset="2.53958mm,2.53958mm,2.53958mm,2.53958mm">
+                      <w:txbxContent>
+                        <w:p>
+                          <w:pPr>
+                            <w:textDirection w:val="btLr"/>
+                          </w:pPr>
+                        </w:p>
+                      </w:txbxContent>
+                    </v:textbox>
+                  </v:rect>
+                  <v:shapetype id="_x0000_t32" coordsize="21600,21600" o:spt="32" o:oned="t" path="m,l21600,21600e" filled="f">
+                    <v:path arrowok="t" fillok="f" o:connecttype="none"/>
+                    <o:lock v:ext="edit" shapetype="t"/>
+                  </v:shapetype>
+                  <v:shape id="Conector recto de flecha 821934141" o:spid="_x0000_s1029" type="#_x0000_t32" style="position:absolute;left:1702;top:188;width:8839;height:0;visibility:visible;mso-wrap-style:square" o:connectortype="straight" o:gfxdata="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" strokecolor="#a1a1a1" strokeweight=".56389mm"/>
+                  <v:rect id="Rectángulo 1743597595" o:spid="_x0000_s1030" style="position:absolute;left:1701;top:172;width:5;height:5;visibility:visible;mso-wrap-style:square;v-text-anchor:middle" o:gfxdata="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" fillcolor="#a1a1a1" stroked="f">
+                    <v:textbox inset="2.53958mm,2.53958mm,2.53958mm,2.53958mm">
+                      <w:txbxContent>
+                        <w:p>
+                          <w:pPr>
+                            <w:textDirection w:val="btLr"/>
+                          </w:pPr>
+                        </w:p>
+                      </w:txbxContent>
+                    </v:textbox>
+                  </v:rect>
+                  <v:rect id="Rectángulo 550343230" o:spid="_x0000_s1031" style="position:absolute;left:1701;top:172;width:5;height:5;visibility:visible;mso-wrap-style:square;v-text-anchor:middle" o:gfxdata="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" fillcolor="#a1a1a1" stroked="f">
+                    <v:textbox inset="2.53958mm,2.53958mm,2.53958mm,2.53958mm">
+                      <w:txbxContent>
+                        <w:p>
+                          <w:pPr>
+                            <w:textDirection w:val="btLr"/>
+                          </w:pPr>
+                        </w:p>
+                      </w:txbxContent>
+                    </v:textbox>
+                  </v:rect>
+                  <v:shape id="Conector recto de flecha 1427556972" o:spid="_x0000_s1032" type="#_x0000_t32" style="position:absolute;left:1706;top:175;width:8830;height:0;visibility:visible;mso-wrap-style:square" o:connectortype="straight" o:gfxdata="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" strokecolor="#a1a1a1"/>
+                  <v:rect id="Rectángulo 1583710783" o:spid="_x0000_s1033" style="position:absolute;left:10536;top:172;width:5;height:5;visibility:visible;mso-wrap-style:square;v-text-anchor:middle" o:gfxdata="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" fillcolor="#e4e4e4" stroked="f">
+                    <v:textbox inset="2.53958mm,2.53958mm,2.53958mm,2.53958mm">
+                      <w:txbxContent>
+                        <w:p>
+                          <w:pPr>
+                            <w:textDirection w:val="btLr"/>
+                          </w:pPr>
+                        </w:p>
+                      </w:txbxContent>
+                    </v:textbox>
+                  </v:rect>
+                  <v:rect id="Rectángulo 476706128" o:spid="_x0000_s1034" style="position:absolute;left:10536;top:172;width:5;height:5;visibility:visible;mso-wrap-style:square;v-text-anchor:middle" o:gfxdata="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" fillcolor="#a1a1a1" stroked="f">
+                    <v:textbox inset="2.53958mm,2.53958mm,2.53958mm,2.53958mm">
+                      <w:txbxContent>
+                        <w:p>
+                          <w:pPr>
+                            <w:textDirection w:val="btLr"/>
+                          </w:pPr>
+                        </w:p>
+                      </w:txbxContent>
+                    </v:textbox>
+                  </v:rect>
+                  <v:rect id="Rectángulo 167697925" o:spid="_x0000_s1035" style="position:absolute;left:1701;top:176;width:5;height:22;visibility:visible;mso-wrap-style:square;v-text-anchor:middle" o:gfxdata="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" fillcolor="#a1a1a1" stroked="f">
+                    <v:textbox inset="2.53958mm,2.53958mm,2.53958mm,2.53958mm">
+                      <w:txbxContent>
+                        <w:p>
+                          <w:pPr>
+                            <w:textDirection w:val="btLr"/>
+                          </w:pPr>
+                        </w:p>
+                      </w:txbxContent>
+                    </v:textbox>
+                  </v:rect>
+                  <v:rect id="Rectángulo 504735136" o:spid="_x0000_s1036" style="position:absolute;left:10536;top:176;width:5;height:22;visibility:visible;mso-wrap-style:square;v-text-anchor:middle" o:gfxdata="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" fillcolor="#e4e4e4" stroked="f">
+                    <v:textbox inset="2.53958mm,2.53958mm,2.53958mm,2.53958mm">
+                      <w:txbxContent>
+                        <w:p>
+                          <w:pPr>
+                            <w:textDirection w:val="btLr"/>
+                          </w:pPr>
+                        </w:p>
+                      </w:txbxContent>
+                    </v:textbox>
+                  </v:rect>
+                  <v:rect id="Rectángulo 1923459421" o:spid="_x0000_s1037" style="position:absolute;left:1701;top:198;width:5;height:5;visibility:visible;mso-wrap-style:square;v-text-anchor:middle" o:gfxdata="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" fillcolor="#a1a1a1" stroked="f">
+                    <v:textbox inset="2.53958mm,2.53958mm,2.53958mm,2.53958mm">
+                      <w:txbxContent>
+                        <w:p>
+                          <w:pPr>
+                            <w:textDirection w:val="btLr"/>
+                          </w:pPr>
+                        </w:p>
+                      </w:txbxContent>
+                    </v:textbox>
+                  </v:rect>
+                  <v:rect id="Rectángulo 521123856" o:spid="_x0000_s1038" style="position:absolute;left:1701;top:198;width:5;height:5;visibility:visible;mso-wrap-style:square;v-text-anchor:middle" o:gfxdata="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" fillcolor="#e4e4e4" stroked="f">
+                    <v:textbox inset="2.53958mm,2.53958mm,2.53958mm,2.53958mm">
+                      <w:txbxContent>
+                        <w:p>
+                          <w:pPr>
+                            <w:textDirection w:val="btLr"/>
+                          </w:pPr>
+                        </w:p>
+                      </w:txbxContent>
+                    </v:textbox>
+                  </v:rect>
+                  <v:shape id="Conector recto de flecha 1331059992" o:spid="_x0000_s1039" type="#_x0000_t32" style="position:absolute;left:1706;top:201;width:8830;height:0;visibility:visible;mso-wrap-style:square" o:connectortype="straight" o:gfxdata="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" strokecolor="#e4e4e4"/>
+                  <v:rect id="Rectángulo 1678000283" o:spid="_x0000_s1040" style="position:absolute;left:10536;top:198;width:5;height:5;visibility:visible;mso-wrap-style:square;v-text-anchor:middle" o:gfxdata="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" fillcolor="#e4e4e4" stroked="f">
+                    <v:textbox inset="2.53958mm,2.53958mm,2.53958mm,2.53958mm">
+                      <w:txbxContent>
+                        <w:p>
+                          <w:pPr>
+                            <w:textDirection w:val="btLr"/>
+                          </w:pPr>
+                        </w:p>
+                      </w:txbxContent>
+                    </v:textbox>
+                  </v:rect>
+                  <v:rect id="Rectángulo 1831931851" o:spid="_x0000_s1041" style="position:absolute;left:10536;top:198;width:5;height:5;visibility:visible;mso-wrap-style:square;v-text-anchor:middle" o:gfxdata="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" fillcolor="#e4e4e4" stroked="f">
+                    <v:textbox inset="2.53958mm,2.53958mm,2.53958mm,2.53958mm">
+                      <w:txbxContent>
+                        <w:p>
+                          <w:pPr>
+                            <w:textDirection w:val="btLr"/>
+                          </w:pPr>
+                        </w:p>
+                      </w:txbxContent>
+                    </v:textbox>
+                  </v:rect>
+                </v:group>
+                <w10:wrap type="topAndBottom"/>
+              </v:group>
+            </w:pict>
           </mc:Fallback>
         </mc:AlternateContent>
       </w:r>
@@ -747,8 +841,7 @@
     </w:p>
     <w:tbl>
       <w:tblPr>
-        <w:tblStyle w:val="a0"/>
-        <w:tblW w:w="8978" w:type="dxa"/>
+        <w:tblW w:w="9638" w:type="dxa"/>
         <w:tblInd w:w="138" w:type="dxa"/>
         <w:tblBorders>
           <w:top w:val="single" w:sz="4" w:space="0" w:color="000000"/>
@@ -763,7 +856,7 @@
       </w:tblPr>
       <w:tblGrid>
         <w:gridCol w:w="4502"/>
-        <w:gridCol w:w="4476"/>
+        <w:gridCol w:w="5136"/>
       </w:tblGrid>
       <w:tr>
         <w:tc>
@@ -827,7 +920,7 @@
         </w:tc>
         <w:tc>
           <w:tcPr>
-            <w:tcW w:w="4476" w:type="dxa"/>
+            <w:tcW w:w="5136" w:type="dxa"/>
             <w:tcBorders>
               <w:top w:val="dotted" w:sz="4" w:space="0" w:color="000000"/>
               <w:left w:val="dotted" w:sz="4" w:space="0" w:color="000000"/>
@@ -954,7 +1047,7 @@
         </w:tc>
         <w:tc>
           <w:tcPr>
-            <w:tcW w:w="4476" w:type="dxa"/>
+            <w:tcW w:w="5136" w:type="dxa"/>
             <w:tcBorders>
               <w:top w:val="dotted" w:sz="4" w:space="0" w:color="000000"/>
               <w:left w:val="dotted" w:sz="4" w:space="0" w:color="000000"/>
@@ -1068,7 +1161,7 @@
         </w:tc>
         <w:tc>
           <w:tcPr>
-            <w:tcW w:w="4476" w:type="dxa"/>
+            <w:tcW w:w="5136" w:type="dxa"/>
             <w:tcBorders>
               <w:top w:val="dotted" w:sz="4" w:space="0" w:color="000000"/>
               <w:left w:val="dotted" w:sz="4" w:space="0" w:color="000000"/>
@@ -1182,7 +1275,7 @@
         </w:tc>
         <w:tc>
           <w:tcPr>
-            <w:tcW w:w="4476" w:type="dxa"/>
+            <w:tcW w:w="5136" w:type="dxa"/>
             <w:tcBorders>
               <w:top w:val="dotted" w:sz="4" w:space="0" w:color="000000"/>
               <w:left w:val="dotted" w:sz="4" w:space="0" w:color="000000"/>
@@ -1216,7 +1309,7 @@
                 <w:sz w:val="16"/>
                 <w:szCs w:val="16"/>
               </w:rPr>
-              <w:t>Bouchard 468, 5° I, CABA. CP 1004</w:t>
+              <w:t>Bouchard 468, 5° I, CABA. CP 1106</w:t>
             </w:r>
           </w:p>
         </w:tc>
@@ -1315,7 +1408,7 @@
         </w:tc>
         <w:tc>
           <w:tcPr>
-            <w:tcW w:w="4476" w:type="dxa"/>
+            <w:tcW w:w="5136" w:type="dxa"/>
             <w:tcBorders>
               <w:top w:val="dotted" w:sz="4" w:space="0" w:color="000000"/>
               <w:left w:val="dotted" w:sz="4" w:space="0" w:color="000000"/>
@@ -1416,7 +1509,7 @@
         </w:tc>
         <w:tc>
           <w:tcPr>
-            <w:tcW w:w="4476" w:type="dxa"/>
+            <w:tcW w:w="5136" w:type="dxa"/>
             <w:tcBorders>
               <w:top w:val="dotted" w:sz="4" w:space="0" w:color="000000"/>
               <w:left w:val="dotted" w:sz="4" w:space="0" w:color="000000"/>
@@ -1530,7 +1623,7 @@
         </w:tc>
         <w:tc>
           <w:tcPr>
-            <w:tcW w:w="4476" w:type="dxa"/>
+            <w:tcW w:w="5136" w:type="dxa"/>
             <w:tcBorders>
               <w:top w:val="dotted" w:sz="4" w:space="0" w:color="000000"/>
               <w:left w:val="dotted" w:sz="4" w:space="0" w:color="000000"/>
@@ -1557,7 +1650,7 @@
                 <w:szCs w:val="16"/>
               </w:rPr>
             </w:pPr>
-            <w:hyperlink r:id="rId7">
+            <w:hyperlink r:id="rId6">
               <w:r>
                 <w:rPr>
                   <w:rFonts w:ascii="Arial" w:eastAsia="Arial" w:hAnsi="Arial" w:cs="Arial"/>
@@ -1636,8 +1729,7 @@
     </w:p>
     <w:tbl>
       <w:tblPr>
-        <w:tblStyle w:val="a1"/>
-        <w:tblW w:w="8978" w:type="dxa"/>
+        <w:tblW w:w="9638" w:type="dxa"/>
         <w:tblInd w:w="138" w:type="dxa"/>
         <w:tblBorders>
           <w:top w:val="single" w:sz="4" w:space="0" w:color="000000"/>
@@ -1652,7 +1744,7 @@
       </w:tblPr>
       <w:tblGrid>
         <w:gridCol w:w="4488"/>
-        <w:gridCol w:w="4490"/>
+        <w:gridCol w:w="5150"/>
       </w:tblGrid>
       <w:tr>
         <w:tc>
@@ -1728,27 +1820,16 @@
         </w:tc>
         <w:tc>
           <w:tcPr>
-            <w:tcW w:w="4490" w:type="dxa"/>
-            <w:tcBorders>
-              <w:top w:val="dotted" w:sz="4" w:space="0" w:color="000000"/>
-              <w:left w:val="dotted" w:sz="4" w:space="0" w:color="000000"/>
-              <w:bottom w:val="dotted" w:sz="4" w:space="0" w:color="000000"/>
-              <w:right w:val="dotted" w:sz="4" w:space="0" w:color="000000"/>
-            </w:tcBorders>
-            <w:tcMar>
-              <w:left w:w="113" w:type="dxa"/>
-            </w:tcMar>
-            <w:vAlign w:val="center"/>
-          </w:tcPr>
-          <w:p>
-            <w:pPr>
-              <w:rPr>
-                <w:rFonts w:ascii="Arial" w:hAnsi="Arial" w:cs="Arial"/>
-                <w:sz w:val="16"/>
-                <w:szCs w:val="16"/>
-              </w:rPr>
-            </w:pPr>
-          </w:p>
+            <w:tcW w:w="5150" w:type="dxa"/>
+            <w:tcBorders>
+              <w:top w:val="dotted" w:sz="4" w:space="0" w:color="000000"/>
+              <w:left w:val="dotted" w:sz="4" w:space="0" w:color="000000"/>
+              <w:bottom w:val="dotted" w:sz="4" w:space="0" w:color="000000"/>
+              <w:right w:val="dotted" w:sz="4" w:space="0" w:color="000000"/>
+            </w:tcBorders>
+            <w:vAlign w:val="center"/>
+          </w:tcPr>
+          <w:p/>
         </w:tc>
       </w:tr>
       <w:tr>
@@ -1838,27 +1919,16 @@
         </w:tc>
         <w:tc>
           <w:tcPr>
-            <w:tcW w:w="4490" w:type="dxa"/>
-            <w:tcBorders>
-              <w:top w:val="dotted" w:sz="4" w:space="0" w:color="000000"/>
-              <w:left w:val="dotted" w:sz="4" w:space="0" w:color="000000"/>
-              <w:bottom w:val="dotted" w:sz="4" w:space="0" w:color="000000"/>
-              <w:right w:val="dotted" w:sz="4" w:space="0" w:color="000000"/>
-            </w:tcBorders>
-            <w:tcMar>
-              <w:left w:w="113" w:type="dxa"/>
-            </w:tcMar>
-            <w:vAlign w:val="center"/>
-          </w:tcPr>
-          <w:p>
-            <w:pPr>
-              <w:rPr>
-                <w:rFonts w:ascii="Arial" w:hAnsi="Arial" w:cs="Arial"/>
-                <w:sz w:val="16"/>
-                <w:szCs w:val="16"/>
-              </w:rPr>
-            </w:pPr>
-          </w:p>
+            <w:tcW w:w="5150" w:type="dxa"/>
+            <w:tcBorders>
+              <w:top w:val="dotted" w:sz="4" w:space="0" w:color="000000"/>
+              <w:left w:val="dotted" w:sz="4" w:space="0" w:color="000000"/>
+              <w:bottom w:val="dotted" w:sz="4" w:space="0" w:color="000000"/>
+              <w:right w:val="dotted" w:sz="4" w:space="0" w:color="000000"/>
+            </w:tcBorders>
+            <w:vAlign w:val="center"/>
+          </w:tcPr>
+          <w:p/>
         </w:tc>
       </w:tr>
       <w:tr>
@@ -1922,27 +1992,16 @@
         </w:tc>
         <w:tc>
           <w:tcPr>
-            <w:tcW w:w="4490" w:type="dxa"/>
-            <w:tcBorders>
-              <w:top w:val="dotted" w:sz="4" w:space="0" w:color="000000"/>
-              <w:left w:val="dotted" w:sz="4" w:space="0" w:color="000000"/>
-              <w:bottom w:val="dotted" w:sz="4" w:space="0" w:color="000000"/>
-              <w:right w:val="dotted" w:sz="4" w:space="0" w:color="000000"/>
-            </w:tcBorders>
-            <w:tcMar>
-              <w:left w:w="113" w:type="dxa"/>
-            </w:tcMar>
-            <w:vAlign w:val="center"/>
-          </w:tcPr>
-          <w:p>
-            <w:pPr>
-              <w:rPr>
-                <w:rFonts w:ascii="Arial" w:hAnsi="Arial" w:cs="Arial"/>
-                <w:sz w:val="16"/>
-                <w:szCs w:val="16"/>
-              </w:rPr>
-            </w:pPr>
-          </w:p>
+            <w:tcW w:w="5150" w:type="dxa"/>
+            <w:tcBorders>
+              <w:top w:val="dotted" w:sz="4" w:space="0" w:color="000000"/>
+              <w:left w:val="dotted" w:sz="4" w:space="0" w:color="000000"/>
+              <w:bottom w:val="dotted" w:sz="4" w:space="0" w:color="000000"/>
+              <w:right w:val="dotted" w:sz="4" w:space="0" w:color="000000"/>
+            </w:tcBorders>
+            <w:vAlign w:val="center"/>
+          </w:tcPr>
+          <w:p/>
         </w:tc>
       </w:tr>
     </w:tbl>
@@ -2010,8 +2069,7 @@
     </w:p>
     <w:tbl>
       <w:tblPr>
-        <w:tblStyle w:val="a2"/>
-        <w:tblW w:w="8978" w:type="dxa"/>
+        <w:tblW w:w="9638" w:type="dxa"/>
         <w:tblInd w:w="138" w:type="dxa"/>
         <w:tblBorders>
           <w:top w:val="single" w:sz="4" w:space="0" w:color="000000"/>
@@ -2026,7 +2084,7 @@
       </w:tblPr>
       <w:tblGrid>
         <w:gridCol w:w="4488"/>
-        <w:gridCol w:w="4490"/>
+        <w:gridCol w:w="5150"/>
       </w:tblGrid>
       <w:tr>
         <w:tc>
@@ -2122,27 +2180,16 @@
         </w:tc>
         <w:tc>
           <w:tcPr>
-            <w:tcW w:w="4490" w:type="dxa"/>
-            <w:tcBorders>
-              <w:top w:val="dotted" w:sz="4" w:space="0" w:color="000000"/>
-              <w:left w:val="dotted" w:sz="4" w:space="0" w:color="000000"/>
-              <w:bottom w:val="dotted" w:sz="4" w:space="0" w:color="000000"/>
-              <w:right w:val="dotted" w:sz="4" w:space="0" w:color="000000"/>
-            </w:tcBorders>
-            <w:tcMar>
-              <w:left w:w="113" w:type="dxa"/>
-            </w:tcMar>
-            <w:vAlign w:val="center"/>
-          </w:tcPr>
-          <w:p>
-            <w:pPr>
-              <w:rPr>
-                <w:rFonts w:ascii="Arial" w:hAnsi="Arial" w:cs="Arial"/>
-                <w:sz w:val="16"/>
-                <w:szCs w:val="16"/>
-              </w:rPr>
-            </w:pPr>
-          </w:p>
+            <w:tcW w:w="5150" w:type="dxa"/>
+            <w:tcBorders>
+              <w:top w:val="dotted" w:sz="4" w:space="0" w:color="000000"/>
+              <w:left w:val="dotted" w:sz="4" w:space="0" w:color="000000"/>
+              <w:bottom w:val="dotted" w:sz="4" w:space="0" w:color="000000"/>
+              <w:right w:val="dotted" w:sz="4" w:space="0" w:color="000000"/>
+            </w:tcBorders>
+            <w:vAlign w:val="center"/>
+          </w:tcPr>
+          <w:p/>
         </w:tc>
       </w:tr>
       <w:tr>
@@ -2220,27 +2267,16 @@
         </w:tc>
         <w:tc>
           <w:tcPr>
-            <w:tcW w:w="4490" w:type="dxa"/>
-            <w:tcBorders>
-              <w:top w:val="dotted" w:sz="4" w:space="0" w:color="000000"/>
-              <w:left w:val="dotted" w:sz="4" w:space="0" w:color="000000"/>
-              <w:bottom w:val="dotted" w:sz="4" w:space="0" w:color="000000"/>
-              <w:right w:val="dotted" w:sz="4" w:space="0" w:color="000000"/>
-            </w:tcBorders>
-            <w:tcMar>
-              <w:left w:w="113" w:type="dxa"/>
-            </w:tcMar>
-            <w:vAlign w:val="center"/>
-          </w:tcPr>
-          <w:p>
-            <w:pPr>
-              <w:rPr>
-                <w:rFonts w:ascii="Arial" w:hAnsi="Arial" w:cs="Arial"/>
-                <w:sz w:val="16"/>
-                <w:szCs w:val="16"/>
-              </w:rPr>
-            </w:pPr>
-          </w:p>
+            <w:tcW w:w="5150" w:type="dxa"/>
+            <w:tcBorders>
+              <w:top w:val="dotted" w:sz="4" w:space="0" w:color="000000"/>
+              <w:left w:val="dotted" w:sz="4" w:space="0" w:color="000000"/>
+              <w:bottom w:val="dotted" w:sz="4" w:space="0" w:color="000000"/>
+              <w:right w:val="dotted" w:sz="4" w:space="0" w:color="000000"/>
+            </w:tcBorders>
+            <w:vAlign w:val="center"/>
+          </w:tcPr>
+          <w:p/>
         </w:tc>
       </w:tr>
       <w:tr>
@@ -2290,27 +2326,16 @@
         </w:tc>
         <w:tc>
           <w:tcPr>
-            <w:tcW w:w="4490" w:type="dxa"/>
-            <w:tcBorders>
-              <w:top w:val="dotted" w:sz="4" w:space="0" w:color="000000"/>
-              <w:left w:val="dotted" w:sz="4" w:space="0" w:color="000000"/>
-              <w:bottom w:val="dotted" w:sz="4" w:space="0" w:color="000000"/>
-              <w:right w:val="dotted" w:sz="4" w:space="0" w:color="000000"/>
-            </w:tcBorders>
-            <w:tcMar>
-              <w:left w:w="113" w:type="dxa"/>
-            </w:tcMar>
-            <w:vAlign w:val="center"/>
-          </w:tcPr>
-          <w:p>
-            <w:pPr>
-              <w:rPr>
-                <w:rFonts w:ascii="Arial" w:hAnsi="Arial" w:cs="Arial"/>
-                <w:sz w:val="16"/>
-                <w:szCs w:val="16"/>
-              </w:rPr>
-            </w:pPr>
-          </w:p>
+            <w:tcW w:w="5150" w:type="dxa"/>
+            <w:tcBorders>
+              <w:top w:val="dotted" w:sz="4" w:space="0" w:color="000000"/>
+              <w:left w:val="dotted" w:sz="4" w:space="0" w:color="000000"/>
+              <w:bottom w:val="dotted" w:sz="4" w:space="0" w:color="000000"/>
+              <w:right w:val="dotted" w:sz="4" w:space="0" w:color="000000"/>
+            </w:tcBorders>
+            <w:vAlign w:val="center"/>
+          </w:tcPr>
+          <w:p/>
         </w:tc>
       </w:tr>
       <w:tr>
@@ -2388,27 +2413,16 @@
         </w:tc>
         <w:tc>
           <w:tcPr>
-            <w:tcW w:w="4490" w:type="dxa"/>
-            <w:tcBorders>
-              <w:top w:val="dotted" w:sz="4" w:space="0" w:color="000000"/>
-              <w:left w:val="dotted" w:sz="4" w:space="0" w:color="000000"/>
-              <w:bottom w:val="dotted" w:sz="4" w:space="0" w:color="000000"/>
-              <w:right w:val="dotted" w:sz="4" w:space="0" w:color="000000"/>
-            </w:tcBorders>
-            <w:tcMar>
-              <w:left w:w="113" w:type="dxa"/>
-            </w:tcMar>
-            <w:vAlign w:val="center"/>
-          </w:tcPr>
-          <w:p>
-            <w:pPr>
-              <w:rPr>
-                <w:rFonts w:ascii="Arial" w:hAnsi="Arial" w:cs="Arial"/>
-                <w:sz w:val="16"/>
-                <w:szCs w:val="16"/>
-              </w:rPr>
-            </w:pPr>
-          </w:p>
+            <w:tcW w:w="5150" w:type="dxa"/>
+            <w:tcBorders>
+              <w:top w:val="dotted" w:sz="4" w:space="0" w:color="000000"/>
+              <w:left w:val="dotted" w:sz="4" w:space="0" w:color="000000"/>
+              <w:bottom w:val="dotted" w:sz="4" w:space="0" w:color="000000"/>
+              <w:right w:val="dotted" w:sz="4" w:space="0" w:color="000000"/>
+            </w:tcBorders>
+            <w:vAlign w:val="center"/>
+          </w:tcPr>
+          <w:p/>
         </w:tc>
       </w:tr>
       <w:tr>
@@ -2458,27 +2472,16 @@
         </w:tc>
         <w:tc>
           <w:tcPr>
-            <w:tcW w:w="4490" w:type="dxa"/>
-            <w:tcBorders>
-              <w:top w:val="dotted" w:sz="4" w:space="0" w:color="000000"/>
-              <w:left w:val="dotted" w:sz="4" w:space="0" w:color="000000"/>
-              <w:bottom w:val="dotted" w:sz="4" w:space="0" w:color="000000"/>
-              <w:right w:val="dotted" w:sz="4" w:space="0" w:color="000000"/>
-            </w:tcBorders>
-            <w:tcMar>
-              <w:left w:w="113" w:type="dxa"/>
-            </w:tcMar>
-            <w:vAlign w:val="center"/>
-          </w:tcPr>
-          <w:p>
-            <w:pPr>
-              <w:rPr>
-                <w:rFonts w:ascii="Arial" w:hAnsi="Arial" w:cs="Arial"/>
-                <w:sz w:val="16"/>
-                <w:szCs w:val="16"/>
-              </w:rPr>
-            </w:pPr>
-          </w:p>
+            <w:tcW w:w="5150" w:type="dxa"/>
+            <w:tcBorders>
+              <w:top w:val="dotted" w:sz="4" w:space="0" w:color="000000"/>
+              <w:left w:val="dotted" w:sz="4" w:space="0" w:color="000000"/>
+              <w:bottom w:val="dotted" w:sz="4" w:space="0" w:color="000000"/>
+              <w:right w:val="dotted" w:sz="4" w:space="0" w:color="000000"/>
+            </w:tcBorders>
+            <w:vAlign w:val="center"/>
+          </w:tcPr>
+          <w:p/>
         </w:tc>
       </w:tr>
       <w:tr>
@@ -2528,27 +2531,16 @@
         </w:tc>
         <w:tc>
           <w:tcPr>
-            <w:tcW w:w="4490" w:type="dxa"/>
-            <w:tcBorders>
-              <w:top w:val="dotted" w:sz="4" w:space="0" w:color="000000"/>
-              <w:left w:val="dotted" w:sz="4" w:space="0" w:color="000000"/>
-              <w:bottom w:val="dotted" w:sz="4" w:space="0" w:color="000000"/>
-              <w:right w:val="dotted" w:sz="4" w:space="0" w:color="000000"/>
-            </w:tcBorders>
-            <w:tcMar>
-              <w:left w:w="113" w:type="dxa"/>
-            </w:tcMar>
-            <w:vAlign w:val="center"/>
-          </w:tcPr>
-          <w:p>
-            <w:pPr>
-              <w:rPr>
-                <w:rFonts w:ascii="Arial" w:hAnsi="Arial" w:cs="Arial"/>
-                <w:sz w:val="16"/>
-                <w:szCs w:val="16"/>
-              </w:rPr>
-            </w:pPr>
-          </w:p>
+            <w:tcW w:w="5150" w:type="dxa"/>
+            <w:tcBorders>
+              <w:top w:val="dotted" w:sz="4" w:space="0" w:color="000000"/>
+              <w:left w:val="dotted" w:sz="4" w:space="0" w:color="000000"/>
+              <w:bottom w:val="dotted" w:sz="4" w:space="0" w:color="000000"/>
+              <w:right w:val="dotted" w:sz="4" w:space="0" w:color="000000"/>
+            </w:tcBorders>
+            <w:vAlign w:val="center"/>
+          </w:tcPr>
+          <w:p/>
         </w:tc>
       </w:tr>
       <w:tr>
@@ -2598,49 +2590,19 @@
         </w:tc>
         <w:tc>
           <w:tcPr>
-            <w:tcW w:w="4490" w:type="dxa"/>
-            <w:tcBorders>
-              <w:top w:val="dotted" w:sz="4" w:space="0" w:color="000000"/>
-              <w:left w:val="dotted" w:sz="4" w:space="0" w:color="000000"/>
-              <w:bottom w:val="dotted" w:sz="4" w:space="0" w:color="000000"/>
-              <w:right w:val="dotted" w:sz="4" w:space="0" w:color="000000"/>
-            </w:tcBorders>
-            <w:tcMar>
-              <w:left w:w="113" w:type="dxa"/>
-            </w:tcMar>
-            <w:vAlign w:val="center"/>
-          </w:tcPr>
-          <w:p>
-            <w:pPr>
-              <w:rPr>
-                <w:rFonts w:ascii="Arial" w:hAnsi="Arial" w:cs="Arial"/>
-                <w:sz w:val="16"/>
-                <w:szCs w:val="16"/>
-              </w:rPr>
-            </w:pPr>
-          </w:p>
+            <w:tcW w:w="5150" w:type="dxa"/>
+            <w:tcBorders>
+              <w:top w:val="dotted" w:sz="4" w:space="0" w:color="000000"/>
+              <w:left w:val="dotted" w:sz="4" w:space="0" w:color="000000"/>
+              <w:bottom w:val="dotted" w:sz="4" w:space="0" w:color="000000"/>
+              <w:right w:val="dotted" w:sz="4" w:space="0" w:color="000000"/>
+            </w:tcBorders>
+            <w:vAlign w:val="center"/>
+          </w:tcPr>
+          <w:p/>
         </w:tc>
       </w:tr>
     </w:tbl>
-    <w:p>
-      <w:pPr>
-        <w:rPr>
-          <w:rFonts w:ascii="Arial" w:eastAsia="Arial" w:hAnsi="Arial" w:cs="Arial"/>
-          <w:sz w:val="16"/>
-          <w:szCs w:val="16"/>
-        </w:rPr>
-        <w:sectPr>
-          <w:headerReference w:type="default" r:id="rId8"/>
-          <w:footerReference w:type="default" r:id="rId9"/>
-          <w:headerReference w:type="first" r:id="rId10"/>
-          <w:footerReference w:type="first" r:id="rId11"/>
-          <w:pgSz w:w="12240" w:h="15840"/>
-          <w:pgMar w:top="1275" w:right="1540" w:bottom="1200" w:left="1460" w:header="324" w:footer="1005" w:gutter="0"/>
-          <w:pgNumType w:start="1"/>
-          <w:cols w:space="720"/>
-        </w:sectPr>
-      </w:pPr>
-    </w:p>
     <w:p>
       <w:pPr>
         <w:pBdr>
@@ -2706,8 +2668,7 @@
     </w:p>
     <w:tbl>
       <w:tblPr>
-        <w:tblStyle w:val="a3"/>
-        <w:tblW w:w="9780" w:type="dxa"/>
+        <w:tblW w:w="9638" w:type="dxa"/>
         <w:tblInd w:w="138" w:type="dxa"/>
         <w:tblBorders>
           <w:top w:val="single" w:sz="4" w:space="0" w:color="000000"/>
@@ -2723,7 +2684,7 @@
       <w:tblGrid>
         <w:gridCol w:w="4485"/>
         <w:gridCol w:w="2220"/>
-        <w:gridCol w:w="3075"/>
+        <w:gridCol w:w="2933"/>
       </w:tblGrid>
       <w:tr>
         <w:trPr>
@@ -2790,7 +2751,7 @@
         </w:tc>
         <w:tc>
           <w:tcPr>
-            <w:tcW w:w="5295" w:type="dxa"/>
+            <w:tcW w:w="5153" w:type="dxa"/>
             <w:gridSpan w:val="2"/>
             <w:tcBorders>
               <w:top w:val="dotted" w:sz="4" w:space="0" w:color="000000"/>
@@ -2798,20 +2759,9 @@
               <w:bottom w:val="dotted" w:sz="4" w:space="0" w:color="000000"/>
               <w:right w:val="dotted" w:sz="4" w:space="0" w:color="000000"/>
             </w:tcBorders>
-            <w:tcMar>
-              <w:left w:w="113" w:type="dxa"/>
-            </w:tcMar>
-            <w:vAlign w:val="center"/>
-          </w:tcPr>
-          <w:p>
-            <w:pPr>
-              <w:rPr>
-                <w:rFonts w:ascii="Arial" w:hAnsi="Arial" w:cs="Arial"/>
-                <w:sz w:val="16"/>
-                <w:szCs w:val="16"/>
-              </w:rPr>
-            </w:pPr>
-          </w:p>
+            <w:vAlign w:val="center"/>
+          </w:tcPr>
+          <w:p/>
         </w:tc>
       </w:tr>
       <w:tr>
@@ -2889,7 +2839,7 @@
         </w:tc>
         <w:tc>
           <w:tcPr>
-            <w:tcW w:w="5295" w:type="dxa"/>
+            <w:tcW w:w="5153" w:type="dxa"/>
             <w:gridSpan w:val="2"/>
             <w:tcBorders>
               <w:top w:val="dotted" w:sz="4" w:space="0" w:color="000000"/>
@@ -2897,20 +2847,9 @@
               <w:bottom w:val="dotted" w:sz="4" w:space="0" w:color="000000"/>
               <w:right w:val="dotted" w:sz="4" w:space="0" w:color="000000"/>
             </w:tcBorders>
-            <w:tcMar>
-              <w:left w:w="113" w:type="dxa"/>
-            </w:tcMar>
-            <w:vAlign w:val="center"/>
-          </w:tcPr>
-          <w:p>
-            <w:pPr>
-              <w:rPr>
-                <w:rFonts w:ascii="Arial" w:hAnsi="Arial" w:cs="Arial"/>
-                <w:sz w:val="16"/>
-                <w:szCs w:val="16"/>
-              </w:rPr>
-            </w:pPr>
-          </w:p>
+            <w:vAlign w:val="center"/>
+          </w:tcPr>
+          <w:p/>
         </w:tc>
       </w:tr>
       <w:tr>
@@ -3070,27 +3009,16 @@
         </w:tc>
         <w:tc>
           <w:tcPr>
-            <w:tcW w:w="3075" w:type="dxa"/>
-            <w:tcBorders>
-              <w:top w:val="dotted" w:sz="4" w:space="0" w:color="000000"/>
-              <w:left w:val="dotted" w:sz="4" w:space="0" w:color="000000"/>
-              <w:bottom w:val="dotted" w:sz="4" w:space="0" w:color="000000"/>
-              <w:right w:val="dotted" w:sz="4" w:space="0" w:color="000000"/>
-            </w:tcBorders>
-            <w:tcMar>
-              <w:left w:w="113" w:type="dxa"/>
-            </w:tcMar>
-            <w:vAlign w:val="center"/>
-          </w:tcPr>
-          <w:p>
-            <w:pPr>
-              <w:rPr>
-                <w:rFonts w:ascii="Arial" w:hAnsi="Arial" w:cs="Arial"/>
-                <w:sz w:val="16"/>
-                <w:szCs w:val="16"/>
-              </w:rPr>
-            </w:pPr>
-          </w:p>
+            <w:tcW w:w="2933" w:type="dxa"/>
+            <w:tcBorders>
+              <w:top w:val="dotted" w:sz="4" w:space="0" w:color="000000"/>
+              <w:left w:val="dotted" w:sz="4" w:space="0" w:color="000000"/>
+              <w:bottom w:val="dotted" w:sz="4" w:space="0" w:color="000000"/>
+              <w:right w:val="dotted" w:sz="4" w:space="0" w:color="000000"/>
+            </w:tcBorders>
+            <w:vAlign w:val="center"/>
+          </w:tcPr>
+          <w:p/>
         </w:tc>
       </w:tr>
       <w:tr>
@@ -3208,27 +3136,16 @@
         </w:tc>
         <w:tc>
           <w:tcPr>
-            <w:tcW w:w="3075" w:type="dxa"/>
-            <w:tcBorders>
-              <w:top w:val="dotted" w:sz="4" w:space="0" w:color="000000"/>
-              <w:left w:val="dotted" w:sz="4" w:space="0" w:color="000000"/>
-              <w:bottom w:val="dotted" w:sz="4" w:space="0" w:color="000000"/>
-              <w:right w:val="dotted" w:sz="4" w:space="0" w:color="000000"/>
-            </w:tcBorders>
-            <w:tcMar>
-              <w:left w:w="113" w:type="dxa"/>
-            </w:tcMar>
-            <w:vAlign w:val="center"/>
-          </w:tcPr>
-          <w:p>
-            <w:pPr>
-              <w:rPr>
-                <w:rFonts w:ascii="Arial" w:hAnsi="Arial" w:cs="Arial"/>
-                <w:sz w:val="16"/>
-                <w:szCs w:val="16"/>
-              </w:rPr>
-            </w:pPr>
-          </w:p>
+            <w:tcW w:w="2933" w:type="dxa"/>
+            <w:tcBorders>
+              <w:top w:val="dotted" w:sz="4" w:space="0" w:color="000000"/>
+              <w:left w:val="dotted" w:sz="4" w:space="0" w:color="000000"/>
+              <w:bottom w:val="dotted" w:sz="4" w:space="0" w:color="000000"/>
+              <w:right w:val="dotted" w:sz="4" w:space="0" w:color="000000"/>
+            </w:tcBorders>
+            <w:vAlign w:val="center"/>
+          </w:tcPr>
+          <w:p/>
         </w:tc>
       </w:tr>
       <w:tr>
@@ -3305,27 +3222,16 @@
         </w:tc>
         <w:tc>
           <w:tcPr>
-            <w:tcW w:w="3075" w:type="dxa"/>
-            <w:tcBorders>
-              <w:top w:val="dotted" w:sz="4" w:space="0" w:color="000000"/>
-              <w:left w:val="dotted" w:sz="4" w:space="0" w:color="000000"/>
-              <w:bottom w:val="dotted" w:sz="4" w:space="0" w:color="000000"/>
-              <w:right w:val="dotted" w:sz="4" w:space="0" w:color="000000"/>
-            </w:tcBorders>
-            <w:tcMar>
-              <w:left w:w="113" w:type="dxa"/>
-            </w:tcMar>
-            <w:vAlign w:val="center"/>
-          </w:tcPr>
-          <w:p>
-            <w:pPr>
-              <w:rPr>
-                <w:rFonts w:ascii="Arial" w:hAnsi="Arial" w:cs="Arial"/>
-                <w:sz w:val="16"/>
-                <w:szCs w:val="16"/>
-              </w:rPr>
-            </w:pPr>
-          </w:p>
+            <w:tcW w:w="2933" w:type="dxa"/>
+            <w:tcBorders>
+              <w:top w:val="dotted" w:sz="4" w:space="0" w:color="000000"/>
+              <w:left w:val="dotted" w:sz="4" w:space="0" w:color="000000"/>
+              <w:bottom w:val="dotted" w:sz="4" w:space="0" w:color="000000"/>
+              <w:right w:val="dotted" w:sz="4" w:space="0" w:color="000000"/>
+            </w:tcBorders>
+            <w:vAlign w:val="center"/>
+          </w:tcPr>
+          <w:p/>
         </w:tc>
       </w:tr>
       <w:tr>
@@ -3419,27 +3325,16 @@
         </w:tc>
         <w:tc>
           <w:tcPr>
-            <w:tcW w:w="3075" w:type="dxa"/>
-            <w:tcBorders>
-              <w:top w:val="dotted" w:sz="4" w:space="0" w:color="000000"/>
-              <w:left w:val="dotted" w:sz="4" w:space="0" w:color="000000"/>
-              <w:bottom w:val="dotted" w:sz="4" w:space="0" w:color="000000"/>
-              <w:right w:val="dotted" w:sz="4" w:space="0" w:color="000000"/>
-            </w:tcBorders>
-            <w:tcMar>
-              <w:left w:w="113" w:type="dxa"/>
-            </w:tcMar>
-            <w:vAlign w:val="center"/>
-          </w:tcPr>
-          <w:p>
-            <w:pPr>
-              <w:rPr>
-                <w:rFonts w:ascii="Arial" w:hAnsi="Arial" w:cs="Arial"/>
-                <w:sz w:val="16"/>
-                <w:szCs w:val="16"/>
-              </w:rPr>
-            </w:pPr>
-          </w:p>
+            <w:tcW w:w="2933" w:type="dxa"/>
+            <w:tcBorders>
+              <w:top w:val="dotted" w:sz="4" w:space="0" w:color="000000"/>
+              <w:left w:val="dotted" w:sz="4" w:space="0" w:color="000000"/>
+              <w:bottom w:val="dotted" w:sz="4" w:space="0" w:color="000000"/>
+              <w:right w:val="dotted" w:sz="4" w:space="0" w:color="000000"/>
+            </w:tcBorders>
+            <w:vAlign w:val="center"/>
+          </w:tcPr>
+          <w:p/>
         </w:tc>
       </w:tr>
       <w:tr>
@@ -3533,27 +3428,16 @@
         </w:tc>
         <w:tc>
           <w:tcPr>
-            <w:tcW w:w="3075" w:type="dxa"/>
-            <w:tcBorders>
-              <w:top w:val="dotted" w:sz="4" w:space="0" w:color="000000"/>
-              <w:left w:val="dotted" w:sz="4" w:space="0" w:color="000000"/>
-              <w:bottom w:val="dotted" w:sz="4" w:space="0" w:color="000000"/>
-              <w:right w:val="dotted" w:sz="4" w:space="0" w:color="000000"/>
-            </w:tcBorders>
-            <w:tcMar>
-              <w:left w:w="113" w:type="dxa"/>
-            </w:tcMar>
-            <w:vAlign w:val="center"/>
-          </w:tcPr>
-          <w:p>
-            <w:pPr>
-              <w:rPr>
-                <w:rFonts w:ascii="Arial" w:hAnsi="Arial" w:cs="Arial"/>
-                <w:sz w:val="16"/>
-                <w:szCs w:val="16"/>
-              </w:rPr>
-            </w:pPr>
-          </w:p>
+            <w:tcW w:w="2933" w:type="dxa"/>
+            <w:tcBorders>
+              <w:top w:val="dotted" w:sz="4" w:space="0" w:color="000000"/>
+              <w:left w:val="dotted" w:sz="4" w:space="0" w:color="000000"/>
+              <w:bottom w:val="dotted" w:sz="4" w:space="0" w:color="000000"/>
+              <w:right w:val="dotted" w:sz="4" w:space="0" w:color="000000"/>
+            </w:tcBorders>
+            <w:vAlign w:val="center"/>
+          </w:tcPr>
+          <w:p/>
         </w:tc>
       </w:tr>
       <w:tr>
@@ -3647,27 +3531,16 @@
         </w:tc>
         <w:tc>
           <w:tcPr>
-            <w:tcW w:w="3075" w:type="dxa"/>
-            <w:tcBorders>
-              <w:top w:val="dotted" w:sz="4" w:space="0" w:color="000000"/>
-              <w:left w:val="dotted" w:sz="4" w:space="0" w:color="000000"/>
-              <w:bottom w:val="dotted" w:sz="4" w:space="0" w:color="000000"/>
-              <w:right w:val="dotted" w:sz="4" w:space="0" w:color="000000"/>
-            </w:tcBorders>
-            <w:tcMar>
-              <w:left w:w="113" w:type="dxa"/>
-            </w:tcMar>
-            <w:vAlign w:val="center"/>
-          </w:tcPr>
-          <w:p>
-            <w:pPr>
-              <w:rPr>
-                <w:rFonts w:ascii="Arial" w:hAnsi="Arial" w:cs="Arial"/>
-                <w:sz w:val="16"/>
-                <w:szCs w:val="16"/>
-              </w:rPr>
-            </w:pPr>
-          </w:p>
+            <w:tcW w:w="2933" w:type="dxa"/>
+            <w:tcBorders>
+              <w:top w:val="dotted" w:sz="4" w:space="0" w:color="000000"/>
+              <w:left w:val="dotted" w:sz="4" w:space="0" w:color="000000"/>
+              <w:bottom w:val="dotted" w:sz="4" w:space="0" w:color="000000"/>
+              <w:right w:val="dotted" w:sz="4" w:space="0" w:color="000000"/>
+            </w:tcBorders>
+            <w:vAlign w:val="center"/>
+          </w:tcPr>
+          <w:p/>
         </w:tc>
       </w:tr>
       <w:tr>
@@ -3758,27 +3631,16 @@
         </w:tc>
         <w:tc>
           <w:tcPr>
-            <w:tcW w:w="3075" w:type="dxa"/>
-            <w:tcBorders>
-              <w:top w:val="dotted" w:sz="4" w:space="0" w:color="000000"/>
-              <w:left w:val="dotted" w:sz="4" w:space="0" w:color="000000"/>
-              <w:bottom w:val="dotted" w:sz="4" w:space="0" w:color="000000"/>
-              <w:right w:val="dotted" w:sz="4" w:space="0" w:color="000000"/>
-            </w:tcBorders>
-            <w:tcMar>
-              <w:left w:w="113" w:type="dxa"/>
-            </w:tcMar>
-            <w:vAlign w:val="center"/>
-          </w:tcPr>
-          <w:p>
-            <w:pPr>
-              <w:rPr>
-                <w:rFonts w:ascii="Arial" w:hAnsi="Arial" w:cs="Arial"/>
-                <w:sz w:val="16"/>
-                <w:szCs w:val="16"/>
-              </w:rPr>
-            </w:pPr>
-          </w:p>
+            <w:tcW w:w="2933" w:type="dxa"/>
+            <w:tcBorders>
+              <w:top w:val="dotted" w:sz="4" w:space="0" w:color="000000"/>
+              <w:left w:val="dotted" w:sz="4" w:space="0" w:color="000000"/>
+              <w:bottom w:val="dotted" w:sz="4" w:space="0" w:color="000000"/>
+              <w:right w:val="dotted" w:sz="4" w:space="0" w:color="000000"/>
+            </w:tcBorders>
+            <w:vAlign w:val="center"/>
+          </w:tcPr>
+          <w:p/>
         </w:tc>
       </w:tr>
       <w:tr>
@@ -3858,27 +3720,16 @@
         </w:tc>
         <w:tc>
           <w:tcPr>
-            <w:tcW w:w="3075" w:type="dxa"/>
-            <w:tcBorders>
-              <w:top w:val="dotted" w:sz="4" w:space="0" w:color="000000"/>
-              <w:left w:val="dotted" w:sz="4" w:space="0" w:color="000000"/>
-              <w:bottom w:val="dotted" w:sz="4" w:space="0" w:color="000000"/>
-              <w:right w:val="dotted" w:sz="4" w:space="0" w:color="000000"/>
-            </w:tcBorders>
-            <w:tcMar>
-              <w:left w:w="113" w:type="dxa"/>
-            </w:tcMar>
-            <w:vAlign w:val="center"/>
-          </w:tcPr>
-          <w:p>
-            <w:pPr>
-              <w:rPr>
-                <w:rFonts w:ascii="Arial" w:hAnsi="Arial" w:cs="Arial"/>
-                <w:sz w:val="16"/>
-                <w:szCs w:val="16"/>
-              </w:rPr>
-            </w:pPr>
-          </w:p>
+            <w:tcW w:w="2933" w:type="dxa"/>
+            <w:tcBorders>
+              <w:top w:val="dotted" w:sz="4" w:space="0" w:color="000000"/>
+              <w:left w:val="dotted" w:sz="4" w:space="0" w:color="000000"/>
+              <w:bottom w:val="dotted" w:sz="4" w:space="0" w:color="000000"/>
+              <w:right w:val="dotted" w:sz="4" w:space="0" w:color="000000"/>
+            </w:tcBorders>
+            <w:vAlign w:val="center"/>
+          </w:tcPr>
+          <w:p/>
         </w:tc>
       </w:tr>
     </w:tbl>
@@ -3946,8 +3797,7 @@
     </w:p>
     <w:tbl>
       <w:tblPr>
-        <w:tblStyle w:val="a4"/>
-        <w:tblW w:w="9360" w:type="dxa"/>
+        <w:tblW w:w="9638" w:type="dxa"/>
         <w:tblInd w:w="138" w:type="dxa"/>
         <w:tblBorders>
           <w:top w:val="single" w:sz="4" w:space="0" w:color="000000"/>
@@ -3962,7 +3812,7 @@
       </w:tblPr>
       <w:tblGrid>
         <w:gridCol w:w="4485"/>
-        <w:gridCol w:w="4875"/>
+        <w:gridCol w:w="5153"/>
       </w:tblGrid>
       <w:tr>
         <w:tc>
@@ -4057,27 +3907,16 @@
         </w:tc>
         <w:tc>
           <w:tcPr>
-            <w:tcW w:w="4875" w:type="dxa"/>
-            <w:tcBorders>
-              <w:top w:val="dotted" w:sz="4" w:space="0" w:color="000000"/>
-              <w:left w:val="dotted" w:sz="4" w:space="0" w:color="000000"/>
-              <w:bottom w:val="dotted" w:sz="4" w:space="0" w:color="000000"/>
-              <w:right w:val="dotted" w:sz="4" w:space="0" w:color="000000"/>
-            </w:tcBorders>
-            <w:tcMar>
-              <w:left w:w="113" w:type="dxa"/>
-            </w:tcMar>
-            <w:vAlign w:val="center"/>
-          </w:tcPr>
-          <w:p>
-            <w:pPr>
-              <w:rPr>
-                <w:rFonts w:ascii="Arial" w:hAnsi="Arial" w:cs="Arial"/>
-                <w:sz w:val="16"/>
-                <w:szCs w:val="16"/>
-              </w:rPr>
-            </w:pPr>
-          </w:p>
+            <w:tcW w:w="5153" w:type="dxa"/>
+            <w:tcBorders>
+              <w:top w:val="dotted" w:sz="4" w:space="0" w:color="000000"/>
+              <w:left w:val="dotted" w:sz="4" w:space="0" w:color="000000"/>
+              <w:bottom w:val="dotted" w:sz="4" w:space="0" w:color="000000"/>
+              <w:right w:val="dotted" w:sz="4" w:space="0" w:color="000000"/>
+            </w:tcBorders>
+            <w:vAlign w:val="center"/>
+          </w:tcPr>
+          <w:p/>
         </w:tc>
       </w:tr>
     </w:tbl>
@@ -4102,8 +3941,7 @@
     </w:p>
     <w:tbl>
       <w:tblPr>
-        <w:tblStyle w:val="a5"/>
-        <w:tblW w:w="9330" w:type="dxa"/>
+        <w:tblW w:w="9638" w:type="dxa"/>
         <w:tblInd w:w="138" w:type="dxa"/>
         <w:tblBorders>
           <w:top w:val="single" w:sz="4" w:space="0" w:color="000000"/>
@@ -4118,7 +3956,7 @@
       </w:tblPr>
       <w:tblGrid>
         <w:gridCol w:w="4485"/>
-        <w:gridCol w:w="4845"/>
+        <w:gridCol w:w="5153"/>
       </w:tblGrid>
       <w:tr>
         <w:tc>
@@ -4167,27 +4005,16 @@
         </w:tc>
         <w:tc>
           <w:tcPr>
-            <w:tcW w:w="4845" w:type="dxa"/>
-            <w:tcBorders>
-              <w:top w:val="dotted" w:sz="4" w:space="0" w:color="000000"/>
-              <w:left w:val="dotted" w:sz="4" w:space="0" w:color="000000"/>
-              <w:bottom w:val="dotted" w:sz="4" w:space="0" w:color="000000"/>
-              <w:right w:val="dotted" w:sz="4" w:space="0" w:color="000000"/>
-            </w:tcBorders>
-            <w:tcMar>
-              <w:left w:w="113" w:type="dxa"/>
-            </w:tcMar>
-            <w:vAlign w:val="center"/>
-          </w:tcPr>
-          <w:p>
-            <w:pPr>
-              <w:rPr>
-                <w:rFonts w:ascii="Arial" w:hAnsi="Arial" w:cs="Arial"/>
-                <w:sz w:val="16"/>
-                <w:szCs w:val="16"/>
-              </w:rPr>
-            </w:pPr>
-          </w:p>
+            <w:tcW w:w="5153" w:type="dxa"/>
+            <w:tcBorders>
+              <w:top w:val="dotted" w:sz="4" w:space="0" w:color="000000"/>
+              <w:left w:val="dotted" w:sz="4" w:space="0" w:color="000000"/>
+              <w:bottom w:val="dotted" w:sz="4" w:space="0" w:color="000000"/>
+              <w:right w:val="dotted" w:sz="4" w:space="0" w:color="000000"/>
+            </w:tcBorders>
+            <w:vAlign w:val="center"/>
+          </w:tcPr>
+          <w:p/>
         </w:tc>
       </w:tr>
       <w:tr>
@@ -4240,7 +4067,7 @@
         </w:tc>
         <w:tc>
           <w:tcPr>
-            <w:tcW w:w="4845" w:type="dxa"/>
+            <w:tcW w:w="5153" w:type="dxa"/>
             <w:tcBorders>
               <w:top w:val="dotted" w:sz="4" w:space="0" w:color="000000"/>
               <w:left w:val="dotted" w:sz="4" w:space="0" w:color="000000"/>
@@ -4279,44 +4106,6 @@
         </w:tc>
       </w:tr>
     </w:tbl>
-    <w:p>
-      <w:pPr>
-        <w:pBdr>
-          <w:top w:val="nil"/>
-          <w:left w:val="nil"/>
-          <w:bottom w:val="nil"/>
-          <w:right w:val="nil"/>
-          <w:between w:val="nil"/>
-        </w:pBdr>
-        <w:spacing w:before="11"/>
-        <w:rPr>
-          <w:rFonts w:ascii="Arial" w:eastAsia="Arial" w:hAnsi="Arial" w:cs="Arial"/>
-          <w:b/>
-          <w:bCs/>
-          <w:sz w:val="28"/>
-          <w:szCs w:val="28"/>
-        </w:rPr>
-      </w:pPr>
-    </w:p>
-    <w:p>
-      <w:pPr>
-        <w:pBdr>
-          <w:top w:val="nil"/>
-          <w:left w:val="nil"/>
-          <w:bottom w:val="nil"/>
-          <w:right w:val="nil"/>
-          <w:between w:val="nil"/>
-        </w:pBdr>
-        <w:spacing w:before="11"/>
-        <w:rPr>
-          <w:rFonts w:ascii="Arial" w:eastAsia="Arial" w:hAnsi="Arial" w:cs="Arial"/>
-          <w:b/>
-          <w:bCs/>
-          <w:sz w:val="28"/>
-          <w:szCs w:val="28"/>
-        </w:rPr>
-      </w:pPr>
-    </w:p>
     <w:p>
       <w:pPr>
         <w:pBdr>
@@ -4508,173 +4297,6 @@
     </w:p>
     <w:p>
       <w:pPr>
-        <w:rPr>
-          <w:rFonts w:ascii="Arial" w:eastAsia="Arial" w:hAnsi="Arial" w:cs="Arial"/>
-          <w:i/>
-          <w:iCs/>
-          <w:sz w:val="14"/>
-          <w:szCs w:val="14"/>
-        </w:rPr>
-      </w:pPr>
-    </w:p>
-    <w:p>
-      <w:pPr>
-        <w:spacing w:before="11" w:after="1"/>
-        <w:rPr>
-          <w:rFonts w:ascii="Arial" w:eastAsia="Arial" w:hAnsi="Arial" w:cs="Arial"/>
-          <w:i/>
-          <w:iCs/>
-          <w:sz w:val="12"/>
-          <w:szCs w:val="12"/>
-        </w:rPr>
-      </w:pPr>
-    </w:p>
-    <w:p>
-      <w:pPr>
-        <w:spacing w:before="11" w:after="1"/>
-        <w:rPr>
-          <w:rFonts w:ascii="Arial" w:eastAsia="Arial" w:hAnsi="Arial" w:cs="Arial"/>
-          <w:i/>
-          <w:iCs/>
-          <w:sz w:val="12"/>
-          <w:szCs w:val="12"/>
-        </w:rPr>
-      </w:pPr>
-    </w:p>
-    <w:p>
-      <w:pPr>
-        <w:spacing w:before="11" w:after="1"/>
-        <w:rPr>
-          <w:rFonts w:ascii="Arial" w:eastAsia="Arial" w:hAnsi="Arial" w:cs="Arial"/>
-          <w:i/>
-          <w:iCs/>
-          <w:sz w:val="12"/>
-          <w:szCs w:val="12"/>
-        </w:rPr>
-      </w:pPr>
-      <w:r>
-        <w:rPr>
-          <w:noProof/>
-        </w:rPr>
-        <w:drawing>
-          <wp:anchor distT="0" distB="0" distL="0" distR="0" simplePos="0" relativeHeight="251659264" behindDoc="1" locked="0" layoutInCell="1" hidden="0" allowOverlap="1" wp14:anchorId="22788C90" wp14:editId="05B5231E">
-            <wp:simplePos x="0" y="0"/>
-            <wp:positionH relativeFrom="column">
-              <wp:posOffset>3819525</wp:posOffset>
-            </wp:positionH>
-            <wp:positionV relativeFrom="paragraph">
-              <wp:posOffset>57150</wp:posOffset>
-            </wp:positionV>
-            <wp:extent cx="521569" cy="1022603"/>
-            <wp:effectExtent l="0" t="0" r="0" b="0"/>
-            <wp:wrapNone/>
-            <wp:docPr id="3" name="image2.png" descr="A close up of a signature&#10;&#10;AI-generated content may be incorrect."/>
-            <wp:cNvGraphicFramePr/>
-            <a:graphic xmlns:a="http://schemas.openxmlformats.org/drawingml/2006/main">
-              <a:graphicData uri="http://schemas.openxmlformats.org/drawingml/2006/picture">
-                <pic:pic xmlns:pic="http://schemas.openxmlformats.org/drawingml/2006/picture">
-                  <pic:nvPicPr>
-                    <pic:cNvPr id="0" name="image2.png" descr="A close up of a signature&#10;&#10;AI-generated content may be incorrect."/>
-                    <pic:cNvPicPr preferRelativeResize="0"/>
-                  </pic:nvPicPr>
-                  <pic:blipFill>
-                    <a:blip r:embed="rId12"/>
-                    <a:srcRect/>
-                    <a:stretch>
-                      <a:fillRect/>
-                    </a:stretch>
-                  </pic:blipFill>
-                  <pic:spPr>
-                    <a:xfrm>
-                      <a:off x="0" y="0"/>
-                      <a:ext cx="521569" cy="1022603"/>
-                    </a:xfrm>
-                    <a:prstGeom prst="rect">
-                      <a:avLst/>
-                    </a:prstGeom>
-                    <a:ln/>
-                  </pic:spPr>
-                </pic:pic>
-              </a:graphicData>
-            </a:graphic>
-          </wp:anchor>
-        </w:drawing>
-      </w:r>
-    </w:p>
-    <w:p>
-      <w:pPr>
-        <w:spacing w:before="11" w:after="1"/>
-        <w:rPr>
-          <w:rFonts w:ascii="Arial" w:eastAsia="Arial" w:hAnsi="Arial" w:cs="Arial"/>
-          <w:i/>
-          <w:iCs/>
-          <w:sz w:val="12"/>
-          <w:szCs w:val="12"/>
-        </w:rPr>
-      </w:pPr>
-    </w:p>
-    <w:p>
-      <w:pPr>
-        <w:spacing w:before="11" w:after="1"/>
-        <w:rPr>
-          <w:rFonts w:ascii="Arial" w:eastAsia="Arial" w:hAnsi="Arial" w:cs="Arial"/>
-          <w:i/>
-          <w:iCs/>
-          <w:sz w:val="12"/>
-          <w:szCs w:val="12"/>
-        </w:rPr>
-      </w:pPr>
-    </w:p>
-    <w:p>
-      <w:pPr>
-        <w:spacing w:before="11" w:after="1"/>
-        <w:rPr>
-          <w:rFonts w:ascii="Arial" w:eastAsia="Arial" w:hAnsi="Arial" w:cs="Arial"/>
-          <w:i/>
-          <w:iCs/>
-          <w:sz w:val="12"/>
-          <w:szCs w:val="12"/>
-        </w:rPr>
-      </w:pPr>
-    </w:p>
-    <w:p>
-      <w:pPr>
-        <w:spacing w:before="11" w:after="1"/>
-        <w:rPr>
-          <w:rFonts w:ascii="Arial" w:eastAsia="Arial" w:hAnsi="Arial" w:cs="Arial"/>
-          <w:i/>
-          <w:iCs/>
-          <w:sz w:val="12"/>
-          <w:szCs w:val="12"/>
-        </w:rPr>
-      </w:pPr>
-    </w:p>
-    <w:p>
-      <w:pPr>
-        <w:spacing w:before="11" w:after="1"/>
-        <w:rPr>
-          <w:rFonts w:ascii="Arial" w:eastAsia="Arial" w:hAnsi="Arial" w:cs="Arial"/>
-          <w:i/>
-          <w:iCs/>
-          <w:sz w:val="12"/>
-          <w:szCs w:val="12"/>
-        </w:rPr>
-      </w:pPr>
-    </w:p>
-    <w:p>
-      <w:pPr>
-        <w:spacing w:before="11" w:after="1"/>
-        <w:rPr>
-          <w:rFonts w:ascii="Arial" w:eastAsia="Arial" w:hAnsi="Arial" w:cs="Arial"/>
-          <w:i/>
-          <w:iCs/>
-          <w:sz w:val="12"/>
-          <w:szCs w:val="12"/>
-        </w:rPr>
-      </w:pPr>
-    </w:p>
-    <w:p>
-      <w:pPr>
         <w:spacing w:before="11" w:after="1"/>
         <w:rPr>
           <w:rFonts w:ascii="Arial" w:eastAsia="Arial" w:hAnsi="Arial" w:cs="Arial"/>
@@ -4711,7 +4333,6 @@
     </w:p>
     <w:tbl>
       <w:tblPr>
-        <w:tblStyle w:val="a6"/>
         <w:tblW w:w="9285" w:type="dxa"/>
         <w:tblInd w:w="138" w:type="dxa"/>
         <w:tblBorders>
@@ -4793,6 +4414,7 @@
                 <w:right w:val="nil"/>
                 <w:between w:val="nil"/>
               </w:pBdr>
+              <w:jc w:val="center"/>
               <w:rPr>
                 <w:rFonts w:ascii="Arial" w:eastAsia="Arial" w:hAnsi="Arial" w:cs="Arial"/>
                 <w:color w:val="000000"/>
@@ -4800,6 +4422,60 @@
                 <w:szCs w:val="14"/>
               </w:rPr>
             </w:pPr>
+            <w:r>
+              <w:rPr>
+                <w:rFonts w:ascii="Arial" w:eastAsia="Arial" w:hAnsi="Arial" w:cs="Arial"/>
+                <w:noProof/>
+                <w:color w:val="000000"/>
+                <w:sz w:val="14"/>
+                <w:szCs w:val="14"/>
+              </w:rPr>
+              <w:drawing>
+                <wp:inline distT="0" distB="0" distL="0" distR="0" wp14:anchorId="3746ACAE" wp14:editId="2D5B5E30">
+                  <wp:extent cx="518160" cy="1024255"/>
+                  <wp:effectExtent l="0" t="0" r="0" b="4445"/>
+                  <wp:docPr id="1428014989" name="Imagen 16"/>
+                  <wp:cNvGraphicFramePr>
+                    <a:graphicFrameLocks xmlns:a="http://schemas.openxmlformats.org/drawingml/2006/main" noChangeAspect="1"/>
+                  </wp:cNvGraphicFramePr>
+                  <a:graphic xmlns:a="http://schemas.openxmlformats.org/drawingml/2006/main">
+                    <a:graphicData uri="http://schemas.openxmlformats.org/drawingml/2006/picture">
+                      <pic:pic xmlns:pic="http://schemas.openxmlformats.org/drawingml/2006/picture">
+                        <pic:nvPicPr>
+                          <pic:cNvPr id="0" name="Picture 2"/>
+                          <pic:cNvPicPr>
+                            <a:picLocks noChangeAspect="1" noChangeArrowheads="1"/>
+                          </pic:cNvPicPr>
+                        </pic:nvPicPr>
+                        <pic:blipFill>
+                          <a:blip r:embed="rId7">
+                            <a:extLst>
+                              <a:ext uri="{28A0092B-C50C-407E-A947-70E740481C1C}">
+                                <a14:useLocalDpi xmlns:a14="http://schemas.microsoft.com/office/drawing/2010/main" val="0"/>
+                              </a:ext>
+                            </a:extLst>
+                          </a:blip>
+                          <a:srcRect/>
+                          <a:stretch>
+                            <a:fillRect/>
+                          </a:stretch>
+                        </pic:blipFill>
+                        <pic:spPr bwMode="auto">
+                          <a:xfrm>
+                            <a:off x="0" y="0"/>
+                            <a:ext cx="518160" cy="1024255"/>
+                          </a:xfrm>
+                          <a:prstGeom prst="rect">
+                            <a:avLst/>
+                          </a:prstGeom>
+                          <a:noFill/>
+                        </pic:spPr>
+                      </pic:pic>
+                    </a:graphicData>
+                  </a:graphic>
+                </wp:inline>
+              </w:drawing>
+            </w:r>
           </w:p>
         </w:tc>
       </w:tr>
@@ -4924,9 +4600,25 @@
         </w:rPr>
       </w:pPr>
     </w:p>
+    <w:p>
+      <w:pPr>
+        <w:spacing w:before="89"/>
+        <w:jc w:val="center"/>
+        <w:rPr>
+          <w:rFonts w:ascii="Arial" w:eastAsia="Arial" w:hAnsi="Arial" w:cs="Arial"/>
+          <w:sz w:val="20"/>
+          <w:szCs w:val="20"/>
+        </w:rPr>
+      </w:pPr>
+    </w:p>
     <w:sectPr>
+      <w:headerReference w:type="default" r:id="rId8"/>
+      <w:footerReference w:type="default" r:id="rId9"/>
+      <w:headerReference w:type="first" r:id="rId10"/>
+      <w:footerReference w:type="first" r:id="rId11"/>
       <w:pgSz w:w="12240" w:h="15840"/>
-      <w:pgMar w:top="1000" w:right="1540" w:bottom="1200" w:left="1460" w:header="324" w:footer="1005" w:gutter="0"/>
+      <w:pgMar w:top="1275" w:right="1540" w:bottom="1200" w:left="1460" w:header="324" w:footer="1005" w:gutter="0"/>
+      <w:pgNumType w:start="1"/>
       <w:cols w:space="720"/>
     </w:sectPr>
   </w:body>
@@ -5011,7 +4703,7 @@
         <w:noProof/>
       </w:rPr>
       <mc:AlternateContent>
-        <mc:Choice Requires="wpg">
+        <mc:Choice Requires="wps">
           <w:drawing>
             <wp:anchor distT="0" distB="0" distL="0" distR="0" simplePos="0" relativeHeight="251659264" behindDoc="1" locked="0" layoutInCell="1" hidden="0" allowOverlap="1" wp14:anchorId="53F5C273" wp14:editId="16319072">
               <wp:simplePos x="0" y="0"/>
@@ -5069,47 +4761,28 @@
             </wp:anchor>
           </w:drawing>
         </mc:Choice>
-        <mc:Fallback xmlns:cr="http://schemas.microsoft.com/office/comments/2020/reactions" xmlns="http://schemas.microsoft.com/office/tasks/2019/documenttasks" xmlns:dgm="http://schemas.openxmlformats.org/drawingml/2006/diagram" xmlns:lc="http://schemas.openxmlformats.org/drawingml/2006/lockedCanvas" xmlns:c="http://schemas.openxmlformats.org/drawingml/2006/chart" xmlns:pic="http://schemas.openxmlformats.org/drawingml/2006/picture" xmlns:a="http://schemas.openxmlformats.org/drawingml/2006/main" xmlns:sl="http://schemas.openxmlformats.org/schemaLibrary/2006/main">
-          <w:drawing>
-            <wp:anchor allowOverlap="1" behindDoc="1" distB="0" distT="0" distL="0" distR="0" hidden="0" layoutInCell="1" locked="0" relativeHeight="0" simplePos="0">
-              <wp:simplePos x="0" y="0"/>
-              <wp:positionH relativeFrom="column">
-                <wp:posOffset>101600</wp:posOffset>
-              </wp:positionH>
-              <wp:positionV relativeFrom="paragraph">
-                <wp:posOffset>9271000</wp:posOffset>
-              </wp:positionV>
-              <wp:extent cx="156845" cy="175260"/>
-              <wp:effectExtent b="0" l="0" r="0" t="0"/>
-              <wp:wrapNone/>
-              <wp:docPr id="2" name="image4.png"/>
-              <a:graphic>
-                <a:graphicData uri="http://schemas.openxmlformats.org/drawingml/2006/picture">
-                  <pic:pic>
-                    <pic:nvPicPr>
-                      <pic:cNvPr id="0" name="image4.png"/>
-                      <pic:cNvPicPr preferRelativeResize="0"/>
-                    </pic:nvPicPr>
-                    <pic:blipFill>
-                      <a:blip r:embed="rId1"/>
-                      <a:srcRect/>
-                      <a:stretch>
-                        <a:fillRect/>
-                      </a:stretch>
-                    </pic:blipFill>
-                    <pic:spPr>
-                      <a:xfrm>
-                        <a:off x="0" y="0"/>
-                        <a:ext cx="156845" cy="175260"/>
-                      </a:xfrm>
-                      <a:prstGeom prst="rect"/>
-                      <a:ln/>
-                    </pic:spPr>
-                  </pic:pic>
-                </a:graphicData>
-              </a:graphic>
-            </wp:anchor>
-          </w:drawing>
+        <mc:Fallback>
+          <w:pict>
+            <v:rect w14:anchorId="53F5C273" id="Rectángulo 2" o:spid="_x0000_s1042" style="position:absolute;margin-left:8pt;margin-top:730pt;width:12.35pt;height:13.8pt;z-index:-251657216;visibility:visible;mso-wrap-style:square;mso-wrap-distance-left:0;mso-wrap-distance-top:0;mso-wrap-distance-right:0;mso-wrap-distance-bottom:0;mso-position-horizontal:absolute;mso-position-horizontal-relative:text;mso-position-vertical:absolute;mso-position-vertical-relative:text;v-text-anchor:top" o:gfxdata="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" filled="f" stroked="f">
+              <v:textbox inset="0,0,0,0">
+                <w:txbxContent>
+                  <w:p>
+                    <w:pPr>
+                      <w:spacing w:line="245" w:lineRule="auto"/>
+                      <w:ind w:left="60" w:firstLine="60"/>
+                      <w:textDirection w:val="btLr"/>
+                    </w:pPr>
+                    <w:r>
+                      <w:rPr>
+                        <w:color w:val="000000"/>
+                      </w:rPr>
+                      <w:t xml:space="preserve"> PAGE 1</w:t>
+                    </w:r>
+                  </w:p>
+                </w:txbxContent>
+              </v:textbox>
+            </v:rect>
+          </w:pict>
         </mc:Fallback>
       </mc:AlternateContent>
     </w:r>
@@ -5634,6 +5307,7 @@
     <w:name w:val="heading 1"/>
     <w:basedOn w:val="Normal"/>
     <w:next w:val="Normal"/>
+    <w:link w:val="Ttulo1Car"/>
     <w:uiPriority w:val="9"/>
     <w:qFormat/>
     <w:pPr>
@@ -5924,6 +5598,20 @@
         <w:right w:w="0" w:type="dxa"/>
       </w:tblCellMar>
     </w:tblPr>
+  </w:style>
+  <w:style w:type="character" w:customStyle="1" w:styleId="Ttulo1Car">
+    <w:name w:val="Título 1 Car"/>
+    <w:basedOn w:val="Fuentedeprrafopredeter"/>
+    <w:link w:val="Ttulo1"/>
+    <w:uiPriority w:val="9"/>
+    <w:rsid w:val="000811E2"/>
+    <w:rPr>
+      <w:rFonts w:ascii="Arial" w:eastAsia="Arial" w:hAnsi="Arial" w:cs="Arial"/>
+      <w:b/>
+      <w:bCs/>
+      <w:sz w:val="26"/>
+      <w:szCs w:val="26"/>
+    </w:rPr>
   </w:style>
 </w:styles>
 </file>
